--- a/docs/qa/Report1_Project_Introduction.docx
+++ b/docs/qa/Report1_Project_Introduction.docx
@@ -6684,7 +6684,7 @@
           <w:sz w:val="24"/>
           <w:szCs w:val="24"/>
         </w:rPr>
-        <w:t>Register with email and password, verify email, sign in and recover or change passwords. Google sign-in is also supported; a GitHub sign-in flow exists in the frontend, but the backend has no matching endpoint, so it does not currently work end-to-end.</w:t>
+        <w:t>Register with email and password, verify email, sign in and recover or change passwords. Google and GitHub sign-in are also supported.</w:t>
       </w:r>
     </w:p>
     <w:p>
